--- a/Lab_docs/zad04/Plan_projektu_Sklep_HeTa.docx
+++ b/Lab_docs/zad04/Plan_projektu_Sklep_HeTa.docx
@@ -30,7 +30,10 @@
     <w:sdt>
       <w:sdtPr>
         <w:rPr>
-          <w:rFonts w:ascii="Arial" w:hAnsi="Arial" w:cs="Arial"/>
+          <w:rFonts w:ascii="Arial" w:eastAsia="Times New Roman" w:hAnsi="Arial" w:cs="Arial"/>
+          <w:color w:val="auto"/>
+          <w:sz w:val="24"/>
+          <w:szCs w:val="24"/>
         </w:rPr>
         <w:id w:val="31161085"/>
         <w:docPartObj>
@@ -40,12 +43,8 @@
       </w:sdtPr>
       <w:sdtEndPr>
         <w:rPr>
-          <w:rFonts w:eastAsia="Times New Roman"/>
           <w:b/>
           <w:bCs/>
-          <w:color w:val="auto"/>
-          <w:sz w:val="24"/>
-          <w:szCs w:val="24"/>
         </w:rPr>
       </w:sdtEndPr>
       <w:sdtContent>
@@ -1472,12 +1471,6 @@
         <w:gridCol w:w="6026"/>
       </w:tblGrid>
       <w:tr>
-        <w:tblPrEx>
-          <w:tblCellMar>
-            <w:top w:w="0" w:type="dxa"/>
-            <w:bottom w:w="0" w:type="dxa"/>
-          </w:tblCellMar>
-        </w:tblPrEx>
         <w:trPr>
           <w:tblHeader/>
         </w:trPr>
@@ -1555,12 +1548,6 @@
         </w:tc>
       </w:tr>
       <w:tr>
-        <w:tblPrEx>
-          <w:tblCellMar>
-            <w:top w:w="0" w:type="dxa"/>
-            <w:bottom w:w="0" w:type="dxa"/>
-          </w:tblCellMar>
-        </w:tblPrEx>
         <w:tc>
           <w:tcPr>
             <w:tcW w:w="3000" w:type="dxa"/>
@@ -1629,12 +1616,6 @@
         </w:tc>
       </w:tr>
       <w:tr>
-        <w:tblPrEx>
-          <w:tblCellMar>
-            <w:top w:w="0" w:type="dxa"/>
-            <w:bottom w:w="0" w:type="dxa"/>
-          </w:tblCellMar>
-        </w:tblPrEx>
         <w:tc>
           <w:tcPr>
             <w:tcW w:w="3000" w:type="dxa"/>
@@ -1705,12 +1686,6 @@
         </w:tc>
       </w:tr>
       <w:tr>
-        <w:tblPrEx>
-          <w:tblCellMar>
-            <w:top w:w="0" w:type="dxa"/>
-            <w:bottom w:w="0" w:type="dxa"/>
-          </w:tblCellMar>
-        </w:tblPrEx>
         <w:tc>
           <w:tcPr>
             <w:tcW w:w="3000" w:type="dxa"/>
@@ -1779,12 +1754,6 @@
         </w:tc>
       </w:tr>
       <w:tr>
-        <w:tblPrEx>
-          <w:tblCellMar>
-            <w:top w:w="0" w:type="dxa"/>
-            <w:bottom w:w="0" w:type="dxa"/>
-          </w:tblCellMar>
-        </w:tblPrEx>
         <w:tc>
           <w:tcPr>
             <w:tcW w:w="3000" w:type="dxa"/>
@@ -1854,12 +1823,6 @@
         </w:tc>
       </w:tr>
       <w:tr>
-        <w:tblPrEx>
-          <w:tblCellMar>
-            <w:top w:w="0" w:type="dxa"/>
-            <w:bottom w:w="0" w:type="dxa"/>
-          </w:tblCellMar>
-        </w:tblPrEx>
         <w:tc>
           <w:tcPr>
             <w:tcW w:w="3000" w:type="dxa"/>
@@ -1928,12 +1891,6 @@
         </w:tc>
       </w:tr>
       <w:tr>
-        <w:tblPrEx>
-          <w:tblCellMar>
-            <w:top w:w="0" w:type="dxa"/>
-            <w:bottom w:w="0" w:type="dxa"/>
-          </w:tblCellMar>
-        </w:tblPrEx>
         <w:tc>
           <w:tcPr>
             <w:tcW w:w="3000" w:type="dxa"/>
@@ -2002,12 +1959,6 @@
         </w:tc>
       </w:tr>
       <w:tr>
-        <w:tblPrEx>
-          <w:tblCellMar>
-            <w:top w:w="0" w:type="dxa"/>
-            <w:bottom w:w="0" w:type="dxa"/>
-          </w:tblCellMar>
-        </w:tblPrEx>
         <w:tc>
           <w:tcPr>
             <w:tcW w:w="3000" w:type="dxa"/>
@@ -2076,12 +2027,6 @@
         </w:tc>
       </w:tr>
       <w:tr>
-        <w:tblPrEx>
-          <w:tblCellMar>
-            <w:top w:w="0" w:type="dxa"/>
-            <w:bottom w:w="0" w:type="dxa"/>
-          </w:tblCellMar>
-        </w:tblPrEx>
         <w:tc>
           <w:tcPr>
             <w:tcW w:w="3000" w:type="dxa"/>
@@ -2340,12 +2285,6 @@
         <w:gridCol w:w="4026"/>
       </w:tblGrid>
       <w:tr>
-        <w:tblPrEx>
-          <w:tblCellMar>
-            <w:top w:w="0" w:type="dxa"/>
-            <w:bottom w:w="0" w:type="dxa"/>
-          </w:tblCellMar>
-        </w:tblPrEx>
         <w:trPr>
           <w:tblHeader/>
         </w:trPr>
@@ -2459,12 +2398,6 @@
         </w:tc>
       </w:tr>
       <w:tr>
-        <w:tblPrEx>
-          <w:tblCellMar>
-            <w:top w:w="0" w:type="dxa"/>
-            <w:bottom w:w="0" w:type="dxa"/>
-          </w:tblCellMar>
-        </w:tblPrEx>
         <w:tc>
           <w:tcPr>
             <w:tcW w:w="3000" w:type="dxa"/>
@@ -2566,12 +2499,6 @@
         </w:tc>
       </w:tr>
       <w:tr>
-        <w:tblPrEx>
-          <w:tblCellMar>
-            <w:top w:w="0" w:type="dxa"/>
-            <w:bottom w:w="0" w:type="dxa"/>
-          </w:tblCellMar>
-        </w:tblPrEx>
         <w:tc>
           <w:tcPr>
             <w:tcW w:w="3000" w:type="dxa"/>
@@ -2673,12 +2600,6 @@
         </w:tc>
       </w:tr>
       <w:tr>
-        <w:tblPrEx>
-          <w:tblCellMar>
-            <w:top w:w="0" w:type="dxa"/>
-            <w:bottom w:w="0" w:type="dxa"/>
-          </w:tblCellMar>
-        </w:tblPrEx>
         <w:tc>
           <w:tcPr>
             <w:tcW w:w="3000" w:type="dxa"/>
@@ -2852,12 +2773,6 @@
         <w:gridCol w:w="1626"/>
       </w:tblGrid>
       <w:tr>
-        <w:tblPrEx>
-          <w:tblCellMar>
-            <w:top w:w="0" w:type="dxa"/>
-            <w:bottom w:w="0" w:type="dxa"/>
-          </w:tblCellMar>
-        </w:tblPrEx>
         <w:trPr>
           <w:tblHeader/>
         </w:trPr>
@@ -3007,12 +2922,6 @@
         </w:tc>
       </w:tr>
       <w:tr>
-        <w:tblPrEx>
-          <w:tblCellMar>
-            <w:top w:w="0" w:type="dxa"/>
-            <w:bottom w:w="0" w:type="dxa"/>
-          </w:tblCellMar>
-        </w:tblPrEx>
         <w:tc>
           <w:tcPr>
             <w:tcW w:w="2400" w:type="dxa"/>
@@ -3147,12 +3056,6 @@
         </w:tc>
       </w:tr>
       <w:tr>
-        <w:tblPrEx>
-          <w:tblCellMar>
-            <w:top w:w="0" w:type="dxa"/>
-            <w:bottom w:w="0" w:type="dxa"/>
-          </w:tblCellMar>
-        </w:tblPrEx>
         <w:tc>
           <w:tcPr>
             <w:tcW w:w="2400" w:type="dxa"/>
@@ -3297,12 +3200,6 @@
         </w:tc>
       </w:tr>
       <w:tr>
-        <w:tblPrEx>
-          <w:tblCellMar>
-            <w:top w:w="0" w:type="dxa"/>
-            <w:bottom w:w="0" w:type="dxa"/>
-          </w:tblCellMar>
-        </w:tblPrEx>
         <w:tc>
           <w:tcPr>
             <w:tcW w:w="2400" w:type="dxa"/>
@@ -3475,12 +3372,6 @@
         </w:tc>
       </w:tr>
       <w:tr>
-        <w:tblPrEx>
-          <w:tblCellMar>
-            <w:top w:w="0" w:type="dxa"/>
-            <w:bottom w:w="0" w:type="dxa"/>
-          </w:tblCellMar>
-        </w:tblPrEx>
         <w:tc>
           <w:tcPr>
             <w:tcW w:w="2400" w:type="dxa"/>
@@ -3615,12 +3506,6 @@
         </w:tc>
       </w:tr>
       <w:tr>
-        <w:tblPrEx>
-          <w:tblCellMar>
-            <w:top w:w="0" w:type="dxa"/>
-            <w:bottom w:w="0" w:type="dxa"/>
-          </w:tblCellMar>
-        </w:tblPrEx>
         <w:tc>
           <w:tcPr>
             <w:tcW w:w="2400" w:type="dxa"/>
@@ -3765,12 +3650,6 @@
         </w:tc>
       </w:tr>
       <w:tr>
-        <w:tblPrEx>
-          <w:tblCellMar>
-            <w:top w:w="0" w:type="dxa"/>
-            <w:bottom w:w="0" w:type="dxa"/>
-          </w:tblCellMar>
-        </w:tblPrEx>
         <w:tc>
           <w:tcPr>
             <w:tcW w:w="2400" w:type="dxa"/>
@@ -3944,12 +3823,6 @@
         </w:tc>
       </w:tr>
       <w:tr>
-        <w:tblPrEx>
-          <w:tblCellMar>
-            <w:top w:w="0" w:type="dxa"/>
-            <w:bottom w:w="0" w:type="dxa"/>
-          </w:tblCellMar>
-        </w:tblPrEx>
         <w:tc>
           <w:tcPr>
             <w:tcW w:w="2400" w:type="dxa"/>
@@ -4084,12 +3957,6 @@
         </w:tc>
       </w:tr>
       <w:tr>
-        <w:tblPrEx>
-          <w:tblCellMar>
-            <w:top w:w="0" w:type="dxa"/>
-            <w:bottom w:w="0" w:type="dxa"/>
-          </w:tblCellMar>
-        </w:tblPrEx>
         <w:tc>
           <w:tcPr>
             <w:tcW w:w="2400" w:type="dxa"/>
@@ -4224,12 +4091,6 @@
         </w:tc>
       </w:tr>
       <w:tr>
-        <w:tblPrEx>
-          <w:tblCellMar>
-            <w:top w:w="0" w:type="dxa"/>
-            <w:bottom w:w="0" w:type="dxa"/>
-          </w:tblCellMar>
-        </w:tblPrEx>
         <w:tc>
           <w:tcPr>
             <w:tcW w:w="2400" w:type="dxa"/>
@@ -4382,12 +4243,6 @@
         </w:tc>
       </w:tr>
       <w:tr>
-        <w:tblPrEx>
-          <w:tblCellMar>
-            <w:top w:w="0" w:type="dxa"/>
-            <w:bottom w:w="0" w:type="dxa"/>
-          </w:tblCellMar>
-        </w:tblPrEx>
         <w:tc>
           <w:tcPr>
             <w:tcW w:w="2400" w:type="dxa"/>
@@ -4610,12 +4465,6 @@
         <w:gridCol w:w="2826"/>
       </w:tblGrid>
       <w:tr>
-        <w:tblPrEx>
-          <w:tblCellMar>
-            <w:top w:w="0" w:type="dxa"/>
-            <w:bottom w:w="0" w:type="dxa"/>
-          </w:tblCellMar>
-        </w:tblPrEx>
         <w:trPr>
           <w:tblHeader/>
         </w:trPr>
@@ -4765,12 +4614,6 @@
         </w:tc>
       </w:tr>
       <w:tr>
-        <w:tblPrEx>
-          <w:tblCellMar>
-            <w:top w:w="0" w:type="dxa"/>
-            <w:bottom w:w="0" w:type="dxa"/>
-          </w:tblCellMar>
-        </w:tblPrEx>
         <w:tc>
           <w:tcPr>
             <w:tcW w:w="800" w:type="dxa"/>
@@ -4905,12 +4748,6 @@
         </w:tc>
       </w:tr>
       <w:tr>
-        <w:tblPrEx>
-          <w:tblCellMar>
-            <w:top w:w="0" w:type="dxa"/>
-            <w:bottom w:w="0" w:type="dxa"/>
-          </w:tblCellMar>
-        </w:tblPrEx>
         <w:tc>
           <w:tcPr>
             <w:tcW w:w="800" w:type="dxa"/>
@@ -5045,12 +4882,6 @@
         </w:tc>
       </w:tr>
       <w:tr>
-        <w:tblPrEx>
-          <w:tblCellMar>
-            <w:top w:w="0" w:type="dxa"/>
-            <w:bottom w:w="0" w:type="dxa"/>
-          </w:tblCellMar>
-        </w:tblPrEx>
         <w:tc>
           <w:tcPr>
             <w:tcW w:w="800" w:type="dxa"/>
@@ -5185,12 +5016,6 @@
         </w:tc>
       </w:tr>
       <w:tr>
-        <w:tblPrEx>
-          <w:tblCellMar>
-            <w:top w:w="0" w:type="dxa"/>
-            <w:bottom w:w="0" w:type="dxa"/>
-          </w:tblCellMar>
-        </w:tblPrEx>
         <w:tc>
           <w:tcPr>
             <w:tcW w:w="800" w:type="dxa"/>
@@ -5325,12 +5150,6 @@
         </w:tc>
       </w:tr>
       <w:tr>
-        <w:tblPrEx>
-          <w:tblCellMar>
-            <w:top w:w="0" w:type="dxa"/>
-            <w:bottom w:w="0" w:type="dxa"/>
-          </w:tblCellMar>
-        </w:tblPrEx>
         <w:tc>
           <w:tcPr>
             <w:tcW w:w="800" w:type="dxa"/>
@@ -5465,12 +5284,6 @@
         </w:tc>
       </w:tr>
       <w:tr>
-        <w:tblPrEx>
-          <w:tblCellMar>
-            <w:top w:w="0" w:type="dxa"/>
-            <w:bottom w:w="0" w:type="dxa"/>
-          </w:tblCellMar>
-        </w:tblPrEx>
         <w:tc>
           <w:tcPr>
             <w:tcW w:w="800" w:type="dxa"/>
@@ -5831,12 +5644,6 @@
         <w:gridCol w:w="1726"/>
       </w:tblGrid>
       <w:tr>
-        <w:tblPrEx>
-          <w:tblCellMar>
-            <w:top w:w="0" w:type="dxa"/>
-            <w:bottom w:w="0" w:type="dxa"/>
-          </w:tblCellMar>
-        </w:tblPrEx>
         <w:trPr>
           <w:tblHeader/>
         </w:trPr>
@@ -5987,12 +5794,6 @@
         </w:tc>
       </w:tr>
       <w:tr>
-        <w:tblPrEx>
-          <w:tblCellMar>
-            <w:top w:w="0" w:type="dxa"/>
-            <w:bottom w:w="0" w:type="dxa"/>
-          </w:tblCellMar>
-        </w:tblPrEx>
         <w:tc>
           <w:tcPr>
             <w:tcW w:w="4000" w:type="dxa"/>
@@ -6127,12 +5928,6 @@
         </w:tc>
       </w:tr>
       <w:tr>
-        <w:tblPrEx>
-          <w:tblCellMar>
-            <w:top w:w="0" w:type="dxa"/>
-            <w:bottom w:w="0" w:type="dxa"/>
-          </w:tblCellMar>
-        </w:tblPrEx>
         <w:tc>
           <w:tcPr>
             <w:tcW w:w="4000" w:type="dxa"/>
@@ -6277,12 +6072,6 @@
         </w:tc>
       </w:tr>
       <w:tr>
-        <w:tblPrEx>
-          <w:tblCellMar>
-            <w:top w:w="0" w:type="dxa"/>
-            <w:bottom w:w="0" w:type="dxa"/>
-          </w:tblCellMar>
-        </w:tblPrEx>
         <w:tc>
           <w:tcPr>
             <w:tcW w:w="4000" w:type="dxa"/>
@@ -6427,12 +6216,6 @@
         </w:tc>
       </w:tr>
       <w:tr>
-        <w:tblPrEx>
-          <w:tblCellMar>
-            <w:top w:w="0" w:type="dxa"/>
-            <w:bottom w:w="0" w:type="dxa"/>
-          </w:tblCellMar>
-        </w:tblPrEx>
         <w:tc>
           <w:tcPr>
             <w:tcW w:w="4000" w:type="dxa"/>
@@ -6567,12 +6350,6 @@
         </w:tc>
       </w:tr>
       <w:tr>
-        <w:tblPrEx>
-          <w:tblCellMar>
-            <w:top w:w="0" w:type="dxa"/>
-            <w:bottom w:w="0" w:type="dxa"/>
-          </w:tblCellMar>
-        </w:tblPrEx>
         <w:tc>
           <w:tcPr>
             <w:tcW w:w="4000" w:type="dxa"/>
@@ -6717,12 +6494,6 @@
         </w:tc>
       </w:tr>
       <w:tr>
-        <w:tblPrEx>
-          <w:tblCellMar>
-            <w:top w:w="0" w:type="dxa"/>
-            <w:bottom w:w="0" w:type="dxa"/>
-          </w:tblCellMar>
-        </w:tblPrEx>
         <w:tc>
           <w:tcPr>
             <w:tcW w:w="4000" w:type="dxa"/>
@@ -6867,12 +6638,6 @@
         </w:tc>
       </w:tr>
       <w:tr>
-        <w:tblPrEx>
-          <w:tblCellMar>
-            <w:top w:w="0" w:type="dxa"/>
-            <w:bottom w:w="0" w:type="dxa"/>
-          </w:tblCellMar>
-        </w:tblPrEx>
         <w:tc>
           <w:tcPr>
             <w:tcW w:w="4000" w:type="dxa"/>
@@ -7007,12 +6772,6 @@
         </w:tc>
       </w:tr>
       <w:tr>
-        <w:tblPrEx>
-          <w:tblCellMar>
-            <w:top w:w="0" w:type="dxa"/>
-            <w:bottom w:w="0" w:type="dxa"/>
-          </w:tblCellMar>
-        </w:tblPrEx>
         <w:tc>
           <w:tcPr>
             <w:tcW w:w="4000" w:type="dxa"/>
@@ -7147,12 +6906,6 @@
         </w:tc>
       </w:tr>
       <w:tr>
-        <w:tblPrEx>
-          <w:tblCellMar>
-            <w:top w:w="0" w:type="dxa"/>
-            <w:bottom w:w="0" w:type="dxa"/>
-          </w:tblCellMar>
-        </w:tblPrEx>
         <w:tc>
           <w:tcPr>
             <w:tcW w:w="4000" w:type="dxa"/>
@@ -7287,12 +7040,6 @@
         </w:tc>
       </w:tr>
       <w:tr>
-        <w:tblPrEx>
-          <w:tblCellMar>
-            <w:top w:w="0" w:type="dxa"/>
-            <w:bottom w:w="0" w:type="dxa"/>
-          </w:tblCellMar>
-        </w:tblPrEx>
         <w:tc>
           <w:tcPr>
             <w:tcW w:w="4000" w:type="dxa"/>
@@ -7427,12 +7174,6 @@
         </w:tc>
       </w:tr>
       <w:tr>
-        <w:tblPrEx>
-          <w:tblCellMar>
-            <w:top w:w="0" w:type="dxa"/>
-            <w:bottom w:w="0" w:type="dxa"/>
-          </w:tblCellMar>
-        </w:tblPrEx>
         <w:tc>
           <w:tcPr>
             <w:tcW w:w="4000" w:type="dxa"/>
@@ -7597,12 +7338,6 @@
         <w:gridCol w:w="3026"/>
       </w:tblGrid>
       <w:tr>
-        <w:tblPrEx>
-          <w:tblCellMar>
-            <w:top w:w="0" w:type="dxa"/>
-            <w:bottom w:w="0" w:type="dxa"/>
-          </w:tblCellMar>
-        </w:tblPrEx>
         <w:trPr>
           <w:tblHeader/>
         </w:trPr>
@@ -7680,12 +7415,6 @@
         </w:tc>
       </w:tr>
       <w:tr>
-        <w:tblPrEx>
-          <w:tblCellMar>
-            <w:top w:w="0" w:type="dxa"/>
-            <w:bottom w:w="0" w:type="dxa"/>
-          </w:tblCellMar>
-        </w:tblPrEx>
         <w:tc>
           <w:tcPr>
             <w:tcW w:w="6000" w:type="dxa"/>
@@ -7754,12 +7483,6 @@
         </w:tc>
       </w:tr>
       <w:tr>
-        <w:tblPrEx>
-          <w:tblCellMar>
-            <w:top w:w="0" w:type="dxa"/>
-            <w:bottom w:w="0" w:type="dxa"/>
-          </w:tblCellMar>
-        </w:tblPrEx>
         <w:tc>
           <w:tcPr>
             <w:tcW w:w="6000" w:type="dxa"/>
@@ -7828,12 +7551,6 @@
         </w:tc>
       </w:tr>
       <w:tr>
-        <w:tblPrEx>
-          <w:tblCellMar>
-            <w:top w:w="0" w:type="dxa"/>
-            <w:bottom w:w="0" w:type="dxa"/>
-          </w:tblCellMar>
-        </w:tblPrEx>
         <w:tc>
           <w:tcPr>
             <w:tcW w:w="6000" w:type="dxa"/>
@@ -7902,12 +7619,6 @@
         </w:tc>
       </w:tr>
       <w:tr>
-        <w:tblPrEx>
-          <w:tblCellMar>
-            <w:top w:w="0" w:type="dxa"/>
-            <w:bottom w:w="0" w:type="dxa"/>
-          </w:tblCellMar>
-        </w:tblPrEx>
         <w:tc>
           <w:tcPr>
             <w:tcW w:w="6000" w:type="dxa"/>
@@ -8043,12 +7754,6 @@
         <w:gridCol w:w="1500"/>
       </w:tblGrid>
       <w:tr>
-        <w:tblPrEx>
-          <w:tblCellMar>
-            <w:top w:w="0" w:type="dxa"/>
-            <w:bottom w:w="0" w:type="dxa"/>
-          </w:tblCellMar>
-        </w:tblPrEx>
         <w:trPr>
           <w:tblHeader/>
         </w:trPr>
@@ -8162,12 +7867,6 @@
         </w:tc>
       </w:tr>
       <w:tr>
-        <w:tblPrEx>
-          <w:tblCellMar>
-            <w:top w:w="0" w:type="dxa"/>
-            <w:bottom w:w="0" w:type="dxa"/>
-          </w:tblCellMar>
-        </w:tblPrEx>
         <w:tc>
           <w:tcPr>
             <w:tcW w:w="3000" w:type="dxa"/>
@@ -8271,12 +7970,6 @@
         </w:tc>
       </w:tr>
       <w:tr>
-        <w:tblPrEx>
-          <w:tblCellMar>
-            <w:top w:w="0" w:type="dxa"/>
-            <w:bottom w:w="0" w:type="dxa"/>
-          </w:tblCellMar>
-        </w:tblPrEx>
         <w:tc>
           <w:tcPr>
             <w:tcW w:w="3000" w:type="dxa"/>
@@ -8406,12 +8099,6 @@
         </w:tc>
       </w:tr>
       <w:tr>
-        <w:tblPrEx>
-          <w:tblCellMar>
-            <w:top w:w="0" w:type="dxa"/>
-            <w:bottom w:w="0" w:type="dxa"/>
-          </w:tblCellMar>
-        </w:tblPrEx>
         <w:tc>
           <w:tcPr>
             <w:tcW w:w="3000" w:type="dxa"/>
@@ -8578,12 +8265,6 @@
         <w:gridCol w:w="4026"/>
       </w:tblGrid>
       <w:tr>
-        <w:tblPrEx>
-          <w:tblCellMar>
-            <w:top w:w="0" w:type="dxa"/>
-            <w:bottom w:w="0" w:type="dxa"/>
-          </w:tblCellMar>
-        </w:tblPrEx>
         <w:trPr>
           <w:tblHeader/>
         </w:trPr>
@@ -8697,12 +8378,6 @@
         </w:tc>
       </w:tr>
       <w:tr>
-        <w:tblPrEx>
-          <w:tblCellMar>
-            <w:top w:w="0" w:type="dxa"/>
-            <w:bottom w:w="0" w:type="dxa"/>
-          </w:tblCellMar>
-        </w:tblPrEx>
         <w:tc>
           <w:tcPr>
             <w:tcW w:w="3000" w:type="dxa"/>
@@ -8814,12 +8489,6 @@
         </w:tc>
       </w:tr>
       <w:tr>
-        <w:tblPrEx>
-          <w:tblCellMar>
-            <w:top w:w="0" w:type="dxa"/>
-            <w:bottom w:w="0" w:type="dxa"/>
-          </w:tblCellMar>
-        </w:tblPrEx>
         <w:tc>
           <w:tcPr>
             <w:tcW w:w="3000" w:type="dxa"/>
@@ -8921,12 +8590,6 @@
         </w:tc>
       </w:tr>
       <w:tr>
-        <w:tblPrEx>
-          <w:tblCellMar>
-            <w:top w:w="0" w:type="dxa"/>
-            <w:bottom w:w="0" w:type="dxa"/>
-          </w:tblCellMar>
-        </w:tblPrEx>
         <w:tc>
           <w:tcPr>
             <w:tcW w:w="3000" w:type="dxa"/>
@@ -9028,12 +8691,6 @@
         </w:tc>
       </w:tr>
       <w:tr>
-        <w:tblPrEx>
-          <w:tblCellMar>
-            <w:top w:w="0" w:type="dxa"/>
-            <w:bottom w:w="0" w:type="dxa"/>
-          </w:tblCellMar>
-        </w:tblPrEx>
         <w:tc>
           <w:tcPr>
             <w:tcW w:w="3000" w:type="dxa"/>
@@ -9155,12 +8812,6 @@
         </w:tc>
       </w:tr>
       <w:tr>
-        <w:tblPrEx>
-          <w:tblCellMar>
-            <w:top w:w="0" w:type="dxa"/>
-            <w:bottom w:w="0" w:type="dxa"/>
-          </w:tblCellMar>
-        </w:tblPrEx>
         <w:tc>
           <w:tcPr>
             <w:tcW w:w="3000" w:type="dxa"/>
@@ -9262,12 +8913,6 @@
         </w:tc>
       </w:tr>
       <w:tr>
-        <w:tblPrEx>
-          <w:tblCellMar>
-            <w:top w:w="0" w:type="dxa"/>
-            <w:bottom w:w="0" w:type="dxa"/>
-          </w:tblCellMar>
-        </w:tblPrEx>
         <w:tc>
           <w:tcPr>
             <w:tcW w:w="3000" w:type="dxa"/>
@@ -9369,12 +9014,6 @@
         </w:tc>
       </w:tr>
       <w:tr>
-        <w:tblPrEx>
-          <w:tblCellMar>
-            <w:top w:w="0" w:type="dxa"/>
-            <w:bottom w:w="0" w:type="dxa"/>
-          </w:tblCellMar>
-        </w:tblPrEx>
         <w:tc>
           <w:tcPr>
             <w:tcW w:w="3000" w:type="dxa"/>
@@ -9545,12 +9184,6 @@
         <w:gridCol w:w="5026"/>
       </w:tblGrid>
       <w:tr>
-        <w:tblPrEx>
-          <w:tblCellMar>
-            <w:top w:w="0" w:type="dxa"/>
-            <w:bottom w:w="0" w:type="dxa"/>
-          </w:tblCellMar>
-        </w:tblPrEx>
         <w:trPr>
           <w:tblHeader/>
         </w:trPr>
@@ -9664,12 +9297,6 @@
         </w:tc>
       </w:tr>
       <w:tr>
-        <w:tblPrEx>
-          <w:tblCellMar>
-            <w:top w:w="0" w:type="dxa"/>
-            <w:bottom w:w="0" w:type="dxa"/>
-          </w:tblCellMar>
-        </w:tblPrEx>
         <w:tc>
           <w:tcPr>
             <w:tcW w:w="2600" w:type="dxa"/>
@@ -9807,12 +9434,6 @@
         </w:tc>
       </w:tr>
       <w:tr>
-        <w:tblPrEx>
-          <w:tblCellMar>
-            <w:top w:w="0" w:type="dxa"/>
-            <w:bottom w:w="0" w:type="dxa"/>
-          </w:tblCellMar>
-        </w:tblPrEx>
         <w:tc>
           <w:tcPr>
             <w:tcW w:w="2600" w:type="dxa"/>
@@ -9914,12 +9535,6 @@
         </w:tc>
       </w:tr>
       <w:tr>
-        <w:tblPrEx>
-          <w:tblCellMar>
-            <w:top w:w="0" w:type="dxa"/>
-            <w:bottom w:w="0" w:type="dxa"/>
-          </w:tblCellMar>
-        </w:tblPrEx>
         <w:tc>
           <w:tcPr>
             <w:tcW w:w="2600" w:type="dxa"/>
@@ -10021,12 +9636,6 @@
         </w:tc>
       </w:tr>
       <w:tr>
-        <w:tblPrEx>
-          <w:tblCellMar>
-            <w:top w:w="0" w:type="dxa"/>
-            <w:bottom w:w="0" w:type="dxa"/>
-          </w:tblCellMar>
-        </w:tblPrEx>
         <w:tc>
           <w:tcPr>
             <w:tcW w:w="2600" w:type="dxa"/>
@@ -10146,12 +9755,6 @@
         </w:tc>
       </w:tr>
       <w:tr>
-        <w:tblPrEx>
-          <w:tblCellMar>
-            <w:top w:w="0" w:type="dxa"/>
-            <w:bottom w:w="0" w:type="dxa"/>
-          </w:tblCellMar>
-        </w:tblPrEx>
         <w:tc>
           <w:tcPr>
             <w:tcW w:w="2600" w:type="dxa"/>
@@ -10271,12 +9874,6 @@
         </w:tc>
       </w:tr>
       <w:tr>
-        <w:tblPrEx>
-          <w:tblCellMar>
-            <w:top w:w="0" w:type="dxa"/>
-            <w:bottom w:w="0" w:type="dxa"/>
-          </w:tblCellMar>
-        </w:tblPrEx>
         <w:tc>
           <w:tcPr>
             <w:tcW w:w="2600" w:type="dxa"/>
@@ -10378,12 +9975,6 @@
         </w:tc>
       </w:tr>
       <w:tr>
-        <w:tblPrEx>
-          <w:tblCellMar>
-            <w:top w:w="0" w:type="dxa"/>
-            <w:bottom w:w="0" w:type="dxa"/>
-          </w:tblCellMar>
-        </w:tblPrEx>
         <w:tc>
           <w:tcPr>
             <w:tcW w:w="2600" w:type="dxa"/>
@@ -10521,12 +10112,6 @@
         </w:tc>
       </w:tr>
       <w:tr>
-        <w:tblPrEx>
-          <w:tblCellMar>
-            <w:top w:w="0" w:type="dxa"/>
-            <w:bottom w:w="0" w:type="dxa"/>
-          </w:tblCellMar>
-        </w:tblPrEx>
         <w:tc>
           <w:tcPr>
             <w:tcW w:w="2600" w:type="dxa"/>
@@ -10638,12 +10223,6 @@
         </w:tc>
       </w:tr>
       <w:tr>
-        <w:tblPrEx>
-          <w:tblCellMar>
-            <w:top w:w="0" w:type="dxa"/>
-            <w:bottom w:w="0" w:type="dxa"/>
-          </w:tblCellMar>
-        </w:tblPrEx>
         <w:tc>
           <w:tcPr>
             <w:tcW w:w="2600" w:type="dxa"/>
@@ -10914,1237 +10493,6 @@
           <w:rFonts w:ascii="Arial" w:hAnsi="Arial" w:cs="Arial"/>
         </w:rPr>
       </w:pPr>
-    </w:p>
-    <w:p>
-      <w:pPr>
-        <w:spacing w:after="120"/>
-        <w:rPr>
-          <w:rFonts w:ascii="Arial" w:hAnsi="Arial" w:cs="Arial"/>
-        </w:rPr>
-      </w:pPr>
-      <w:proofErr w:type="spellStart"/>
-      <w:r>
-        <w:rPr>
-          <w:rFonts w:ascii="Arial" w:hAnsi="Arial" w:cs="Arial"/>
-          <w:b/>
-          <w:bCs/>
-        </w:rPr>
-        <w:t>Tagowanie</w:t>
-      </w:r>
-      <w:proofErr w:type="spellEnd"/>
-      <w:r>
-        <w:rPr>
-          <w:rFonts w:ascii="Arial" w:hAnsi="Arial" w:cs="Arial"/>
-          <w:b/>
-          <w:bCs/>
-        </w:rPr>
-        <w:t xml:space="preserve"> wersji w Git (</w:t>
-      </w:r>
-      <w:proofErr w:type="spellStart"/>
-      <w:r>
-        <w:rPr>
-          <w:rFonts w:ascii="Arial" w:hAnsi="Arial" w:cs="Arial"/>
-          <w:b/>
-          <w:bCs/>
-        </w:rPr>
-        <w:t>baseline</w:t>
-      </w:r>
-      <w:proofErr w:type="spellEnd"/>
-      <w:r>
-        <w:rPr>
-          <w:rFonts w:ascii="Arial" w:hAnsi="Arial" w:cs="Arial"/>
-          <w:b/>
-          <w:bCs/>
-        </w:rPr>
-        <w:t>):</w:t>
-      </w:r>
-    </w:p>
-    <w:tbl>
-      <w:tblPr>
-        <w:tblW w:w="9026" w:type="dxa"/>
-        <w:tblBorders>
-          <w:top w:val="single" w:sz="4" w:space="0" w:color="auto"/>
-          <w:left w:val="single" w:sz="4" w:space="0" w:color="auto"/>
-          <w:bottom w:val="single" w:sz="4" w:space="0" w:color="auto"/>
-          <w:right w:val="single" w:sz="4" w:space="0" w:color="auto"/>
-          <w:insideH w:val="single" w:sz="4" w:space="0" w:color="auto"/>
-          <w:insideV w:val="single" w:sz="4" w:space="0" w:color="auto"/>
-        </w:tblBorders>
-        <w:tblCellMar>
-          <w:left w:w="10" w:type="dxa"/>
-          <w:right w:w="10" w:type="dxa"/>
-        </w:tblCellMar>
-        <w:tblLook w:val="04A0" w:firstRow="1" w:lastRow="0" w:firstColumn="1" w:lastColumn="0" w:noHBand="0" w:noVBand="1"/>
-      </w:tblPr>
-      <w:tblGrid>
-        <w:gridCol w:w="2000"/>
-        <w:gridCol w:w="3500"/>
-        <w:gridCol w:w="3526"/>
-      </w:tblGrid>
-      <w:tr>
-        <w:tblPrEx>
-          <w:tblCellMar>
-            <w:top w:w="0" w:type="dxa"/>
-            <w:bottom w:w="0" w:type="dxa"/>
-          </w:tblCellMar>
-        </w:tblPrEx>
-        <w:trPr>
-          <w:tblHeader/>
-        </w:trPr>
-        <w:tc>
-          <w:tcPr>
-            <w:tcW w:w="2000" w:type="dxa"/>
-            <w:tcBorders>
-              <w:top w:val="single" w:sz="4" w:space="0" w:color="000000"/>
-              <w:left w:val="single" w:sz="4" w:space="0" w:color="000000"/>
-              <w:bottom w:val="single" w:sz="4" w:space="0" w:color="000000"/>
-              <w:right w:val="single" w:sz="4" w:space="0" w:color="000000"/>
-            </w:tcBorders>
-            <w:shd w:val="clear" w:color="auto" w:fill="D9D9D9"/>
-            <w:tcMar>
-              <w:top w:w="60" w:type="dxa"/>
-              <w:left w:w="100" w:type="dxa"/>
-              <w:bottom w:w="60" w:type="dxa"/>
-              <w:right w:w="100" w:type="dxa"/>
-            </w:tcMar>
-            <w:vAlign w:val="center"/>
-          </w:tcPr>
-          <w:p>
-            <w:pPr>
-              <w:rPr>
-                <w:rFonts w:ascii="Arial" w:hAnsi="Arial" w:cs="Arial"/>
-              </w:rPr>
-            </w:pPr>
-            <w:r>
-              <w:rPr>
-                <w:rFonts w:ascii="Arial" w:hAnsi="Arial" w:cs="Arial"/>
-                <w:b/>
-                <w:bCs/>
-                <w:sz w:val="22"/>
-                <w:szCs w:val="22"/>
-              </w:rPr>
-              <w:t xml:space="preserve">Typ </w:t>
-            </w:r>
-            <w:proofErr w:type="spellStart"/>
-            <w:r>
-              <w:rPr>
-                <w:rFonts w:ascii="Arial" w:hAnsi="Arial" w:cs="Arial"/>
-                <w:b/>
-                <w:bCs/>
-                <w:sz w:val="22"/>
-                <w:szCs w:val="22"/>
-              </w:rPr>
-              <w:t>tagu</w:t>
-            </w:r>
-            <w:proofErr w:type="spellEnd"/>
-          </w:p>
-        </w:tc>
-        <w:tc>
-          <w:tcPr>
-            <w:tcW w:w="3500" w:type="dxa"/>
-            <w:tcBorders>
-              <w:top w:val="single" w:sz="4" w:space="0" w:color="000000"/>
-              <w:left w:val="single" w:sz="4" w:space="0" w:color="000000"/>
-              <w:bottom w:val="single" w:sz="4" w:space="0" w:color="000000"/>
-              <w:right w:val="single" w:sz="4" w:space="0" w:color="000000"/>
-            </w:tcBorders>
-            <w:shd w:val="clear" w:color="auto" w:fill="D9D9D9"/>
-            <w:tcMar>
-              <w:top w:w="60" w:type="dxa"/>
-              <w:left w:w="100" w:type="dxa"/>
-              <w:bottom w:w="60" w:type="dxa"/>
-              <w:right w:w="100" w:type="dxa"/>
-            </w:tcMar>
-            <w:vAlign w:val="center"/>
-          </w:tcPr>
-          <w:p>
-            <w:pPr>
-              <w:rPr>
-                <w:rFonts w:ascii="Arial" w:hAnsi="Arial" w:cs="Arial"/>
-              </w:rPr>
-            </w:pPr>
-            <w:r>
-              <w:rPr>
-                <w:rFonts w:ascii="Arial" w:hAnsi="Arial" w:cs="Arial"/>
-                <w:b/>
-                <w:bCs/>
-                <w:sz w:val="22"/>
-                <w:szCs w:val="22"/>
-              </w:rPr>
-              <w:t>Schemat</w:t>
-            </w:r>
-          </w:p>
-        </w:tc>
-        <w:tc>
-          <w:tcPr>
-            <w:tcW w:w="3526" w:type="dxa"/>
-            <w:tcBorders>
-              <w:top w:val="single" w:sz="4" w:space="0" w:color="000000"/>
-              <w:left w:val="single" w:sz="4" w:space="0" w:color="000000"/>
-              <w:bottom w:val="single" w:sz="4" w:space="0" w:color="000000"/>
-              <w:right w:val="single" w:sz="4" w:space="0" w:color="000000"/>
-            </w:tcBorders>
-            <w:shd w:val="clear" w:color="auto" w:fill="D9D9D9"/>
-            <w:tcMar>
-              <w:top w:w="60" w:type="dxa"/>
-              <w:left w:w="100" w:type="dxa"/>
-              <w:bottom w:w="60" w:type="dxa"/>
-              <w:right w:w="100" w:type="dxa"/>
-            </w:tcMar>
-            <w:vAlign w:val="center"/>
-          </w:tcPr>
-          <w:p>
-            <w:pPr>
-              <w:rPr>
-                <w:rFonts w:ascii="Arial" w:hAnsi="Arial" w:cs="Arial"/>
-              </w:rPr>
-            </w:pPr>
-            <w:r>
-              <w:rPr>
-                <w:rFonts w:ascii="Arial" w:hAnsi="Arial" w:cs="Arial"/>
-                <w:b/>
-                <w:bCs/>
-                <w:sz w:val="22"/>
-                <w:szCs w:val="22"/>
-              </w:rPr>
-              <w:t>Przykład</w:t>
-            </w:r>
-          </w:p>
-        </w:tc>
-      </w:tr>
-      <w:tr>
-        <w:tblPrEx>
-          <w:tblCellMar>
-            <w:top w:w="0" w:type="dxa"/>
-            <w:bottom w:w="0" w:type="dxa"/>
-          </w:tblCellMar>
-        </w:tblPrEx>
-        <w:tc>
-          <w:tcPr>
-            <w:tcW w:w="2000" w:type="dxa"/>
-            <w:tcBorders>
-              <w:top w:val="single" w:sz="4" w:space="0" w:color="000000"/>
-              <w:left w:val="single" w:sz="4" w:space="0" w:color="000000"/>
-              <w:bottom w:val="single" w:sz="4" w:space="0" w:color="000000"/>
-              <w:right w:val="single" w:sz="4" w:space="0" w:color="000000"/>
-            </w:tcBorders>
-            <w:shd w:val="clear" w:color="auto" w:fill="FFFFFF"/>
-            <w:tcMar>
-              <w:top w:w="60" w:type="dxa"/>
-              <w:left w:w="100" w:type="dxa"/>
-              <w:bottom w:w="60" w:type="dxa"/>
-              <w:right w:w="100" w:type="dxa"/>
-            </w:tcMar>
-          </w:tcPr>
-          <w:p>
-            <w:pPr>
-              <w:rPr>
-                <w:rFonts w:ascii="Arial" w:hAnsi="Arial" w:cs="Arial"/>
-              </w:rPr>
-            </w:pPr>
-            <w:proofErr w:type="spellStart"/>
-            <w:r>
-              <w:rPr>
-                <w:rFonts w:ascii="Arial" w:hAnsi="Arial" w:cs="Arial"/>
-                <w:sz w:val="22"/>
-                <w:szCs w:val="22"/>
-              </w:rPr>
-              <w:t>Baseline</w:t>
-            </w:r>
-            <w:proofErr w:type="spellEnd"/>
-            <w:r>
-              <w:rPr>
-                <w:rFonts w:ascii="Arial" w:hAnsi="Arial" w:cs="Arial"/>
-                <w:sz w:val="22"/>
-                <w:szCs w:val="22"/>
-              </w:rPr>
-              <w:t xml:space="preserve"> fazy</w:t>
-            </w:r>
-          </w:p>
-        </w:tc>
-        <w:tc>
-          <w:tcPr>
-            <w:tcW w:w="3500" w:type="dxa"/>
-            <w:tcBorders>
-              <w:top w:val="single" w:sz="4" w:space="0" w:color="000000"/>
-              <w:left w:val="single" w:sz="4" w:space="0" w:color="000000"/>
-              <w:bottom w:val="single" w:sz="4" w:space="0" w:color="000000"/>
-              <w:right w:val="single" w:sz="4" w:space="0" w:color="000000"/>
-            </w:tcBorders>
-            <w:shd w:val="clear" w:color="auto" w:fill="FFFFFF"/>
-            <w:tcMar>
-              <w:top w:w="60" w:type="dxa"/>
-              <w:left w:w="100" w:type="dxa"/>
-              <w:bottom w:w="60" w:type="dxa"/>
-              <w:right w:w="100" w:type="dxa"/>
-            </w:tcMar>
-          </w:tcPr>
-          <w:p>
-            <w:pPr>
-              <w:rPr>
-                <w:rFonts w:ascii="Arial" w:hAnsi="Arial" w:cs="Arial"/>
-                <w:lang w:val="en-US"/>
-              </w:rPr>
-            </w:pPr>
-            <w:r>
-              <w:rPr>
-                <w:rFonts w:ascii="Arial" w:hAnsi="Arial" w:cs="Arial"/>
-                <w:sz w:val="22"/>
-                <w:szCs w:val="22"/>
-                <w:lang w:val="en-US"/>
-              </w:rPr>
-              <w:t>release/</w:t>
-            </w:r>
-            <w:proofErr w:type="spellStart"/>
-            <w:r>
-              <w:rPr>
-                <w:rFonts w:ascii="Arial" w:hAnsi="Arial" w:cs="Arial"/>
-                <w:sz w:val="22"/>
-                <w:szCs w:val="22"/>
-                <w:lang w:val="en-US"/>
-              </w:rPr>
-              <w:t>faza</w:t>
-            </w:r>
-            <w:proofErr w:type="spellEnd"/>
-            <w:r>
-              <w:rPr>
-                <w:rFonts w:ascii="Arial" w:hAnsi="Arial" w:cs="Arial"/>
-                <w:sz w:val="22"/>
-                <w:szCs w:val="22"/>
-                <w:lang w:val="en-US"/>
-              </w:rPr>
-              <w:t>[N]_v[X.Y]</w:t>
-            </w:r>
-          </w:p>
-        </w:tc>
-        <w:tc>
-          <w:tcPr>
-            <w:tcW w:w="3526" w:type="dxa"/>
-            <w:tcBorders>
-              <w:top w:val="single" w:sz="4" w:space="0" w:color="000000"/>
-              <w:left w:val="single" w:sz="4" w:space="0" w:color="000000"/>
-              <w:bottom w:val="single" w:sz="4" w:space="0" w:color="000000"/>
-              <w:right w:val="single" w:sz="4" w:space="0" w:color="000000"/>
-            </w:tcBorders>
-            <w:shd w:val="clear" w:color="auto" w:fill="FFFFFF"/>
-            <w:tcMar>
-              <w:top w:w="60" w:type="dxa"/>
-              <w:left w:w="100" w:type="dxa"/>
-              <w:bottom w:w="60" w:type="dxa"/>
-              <w:right w:w="100" w:type="dxa"/>
-            </w:tcMar>
-          </w:tcPr>
-          <w:p>
-            <w:pPr>
-              <w:rPr>
-                <w:rFonts w:ascii="Arial" w:hAnsi="Arial" w:cs="Arial"/>
-              </w:rPr>
-            </w:pPr>
-            <w:proofErr w:type="spellStart"/>
-            <w:r>
-              <w:rPr>
-                <w:rFonts w:ascii="Arial" w:hAnsi="Arial" w:cs="Arial"/>
-                <w:sz w:val="22"/>
-                <w:szCs w:val="22"/>
-              </w:rPr>
-              <w:t>release</w:t>
-            </w:r>
-            <w:proofErr w:type="spellEnd"/>
-            <w:r>
-              <w:rPr>
-                <w:rFonts w:ascii="Arial" w:hAnsi="Arial" w:cs="Arial"/>
-                <w:sz w:val="22"/>
-                <w:szCs w:val="22"/>
-              </w:rPr>
-              <w:t>/faza1_v1.0</w:t>
-            </w:r>
-          </w:p>
-        </w:tc>
-      </w:tr>
-      <w:tr>
-        <w:tblPrEx>
-          <w:tblCellMar>
-            <w:top w:w="0" w:type="dxa"/>
-            <w:bottom w:w="0" w:type="dxa"/>
-          </w:tblCellMar>
-        </w:tblPrEx>
-        <w:tc>
-          <w:tcPr>
-            <w:tcW w:w="2000" w:type="dxa"/>
-            <w:tcBorders>
-              <w:top w:val="single" w:sz="4" w:space="0" w:color="000000"/>
-              <w:left w:val="single" w:sz="4" w:space="0" w:color="000000"/>
-              <w:bottom w:val="single" w:sz="4" w:space="0" w:color="000000"/>
-              <w:right w:val="single" w:sz="4" w:space="0" w:color="000000"/>
-            </w:tcBorders>
-            <w:shd w:val="clear" w:color="auto" w:fill="FFFFFF"/>
-            <w:tcMar>
-              <w:top w:w="60" w:type="dxa"/>
-              <w:left w:w="100" w:type="dxa"/>
-              <w:bottom w:w="60" w:type="dxa"/>
-              <w:right w:w="100" w:type="dxa"/>
-            </w:tcMar>
-          </w:tcPr>
-          <w:p>
-            <w:pPr>
-              <w:rPr>
-                <w:rFonts w:ascii="Arial" w:hAnsi="Arial" w:cs="Arial"/>
-              </w:rPr>
-            </w:pPr>
-            <w:r>
-              <w:rPr>
-                <w:rFonts w:ascii="Arial" w:hAnsi="Arial" w:cs="Arial"/>
-                <w:sz w:val="22"/>
-                <w:szCs w:val="22"/>
-              </w:rPr>
-              <w:t>Poprawka błędu</w:t>
-            </w:r>
-          </w:p>
-        </w:tc>
-        <w:tc>
-          <w:tcPr>
-            <w:tcW w:w="3500" w:type="dxa"/>
-            <w:tcBorders>
-              <w:top w:val="single" w:sz="4" w:space="0" w:color="000000"/>
-              <w:left w:val="single" w:sz="4" w:space="0" w:color="000000"/>
-              <w:bottom w:val="single" w:sz="4" w:space="0" w:color="000000"/>
-              <w:right w:val="single" w:sz="4" w:space="0" w:color="000000"/>
-            </w:tcBorders>
-            <w:shd w:val="clear" w:color="auto" w:fill="FFFFFF"/>
-            <w:tcMar>
-              <w:top w:w="60" w:type="dxa"/>
-              <w:left w:w="100" w:type="dxa"/>
-              <w:bottom w:w="60" w:type="dxa"/>
-              <w:right w:w="100" w:type="dxa"/>
-            </w:tcMar>
-          </w:tcPr>
-          <w:p>
-            <w:pPr>
-              <w:rPr>
-                <w:rFonts w:ascii="Arial" w:hAnsi="Arial" w:cs="Arial"/>
-              </w:rPr>
-            </w:pPr>
-            <w:proofErr w:type="spellStart"/>
-            <w:r>
-              <w:rPr>
-                <w:rFonts w:ascii="Arial" w:hAnsi="Arial" w:cs="Arial"/>
-                <w:sz w:val="22"/>
-                <w:szCs w:val="22"/>
-              </w:rPr>
-              <w:t>hotfix</w:t>
-            </w:r>
-            <w:proofErr w:type="spellEnd"/>
-            <w:r>
-              <w:rPr>
-                <w:rFonts w:ascii="Arial" w:hAnsi="Arial" w:cs="Arial"/>
-                <w:sz w:val="22"/>
-                <w:szCs w:val="22"/>
-              </w:rPr>
-              <w:t>/[opis]_v[X.Y.Z]</w:t>
-            </w:r>
-          </w:p>
-        </w:tc>
-        <w:tc>
-          <w:tcPr>
-            <w:tcW w:w="3526" w:type="dxa"/>
-            <w:tcBorders>
-              <w:top w:val="single" w:sz="4" w:space="0" w:color="000000"/>
-              <w:left w:val="single" w:sz="4" w:space="0" w:color="000000"/>
-              <w:bottom w:val="single" w:sz="4" w:space="0" w:color="000000"/>
-              <w:right w:val="single" w:sz="4" w:space="0" w:color="000000"/>
-            </w:tcBorders>
-            <w:shd w:val="clear" w:color="auto" w:fill="FFFFFF"/>
-            <w:tcMar>
-              <w:top w:w="60" w:type="dxa"/>
-              <w:left w:w="100" w:type="dxa"/>
-              <w:bottom w:w="60" w:type="dxa"/>
-              <w:right w:w="100" w:type="dxa"/>
-            </w:tcMar>
-          </w:tcPr>
-          <w:p>
-            <w:pPr>
-              <w:rPr>
-                <w:rFonts w:ascii="Arial" w:hAnsi="Arial" w:cs="Arial"/>
-              </w:rPr>
-            </w:pPr>
-            <w:proofErr w:type="spellStart"/>
-            <w:r>
-              <w:rPr>
-                <w:rFonts w:ascii="Arial" w:hAnsi="Arial" w:cs="Arial"/>
-                <w:sz w:val="22"/>
-                <w:szCs w:val="22"/>
-              </w:rPr>
-              <w:t>hotfix</w:t>
-            </w:r>
-            <w:proofErr w:type="spellEnd"/>
-            <w:r>
-              <w:rPr>
-                <w:rFonts w:ascii="Arial" w:hAnsi="Arial" w:cs="Arial"/>
-                <w:sz w:val="22"/>
-                <w:szCs w:val="22"/>
-              </w:rPr>
-              <w:t>/login_v1.0.1</w:t>
-            </w:r>
-          </w:p>
-        </w:tc>
-      </w:tr>
-      <w:tr>
-        <w:tblPrEx>
-          <w:tblCellMar>
-            <w:top w:w="0" w:type="dxa"/>
-            <w:bottom w:w="0" w:type="dxa"/>
-          </w:tblCellMar>
-        </w:tblPrEx>
-        <w:tc>
-          <w:tcPr>
-            <w:tcW w:w="2000" w:type="dxa"/>
-            <w:tcBorders>
-              <w:top w:val="single" w:sz="4" w:space="0" w:color="000000"/>
-              <w:left w:val="single" w:sz="4" w:space="0" w:color="000000"/>
-              <w:bottom w:val="single" w:sz="4" w:space="0" w:color="000000"/>
-              <w:right w:val="single" w:sz="4" w:space="0" w:color="000000"/>
-            </w:tcBorders>
-            <w:shd w:val="clear" w:color="auto" w:fill="FFFFFF"/>
-            <w:tcMar>
-              <w:top w:w="60" w:type="dxa"/>
-              <w:left w:w="100" w:type="dxa"/>
-              <w:bottom w:w="60" w:type="dxa"/>
-              <w:right w:w="100" w:type="dxa"/>
-            </w:tcMar>
-          </w:tcPr>
-          <w:p>
-            <w:pPr>
-              <w:rPr>
-                <w:rFonts w:ascii="Arial" w:hAnsi="Arial" w:cs="Arial"/>
-              </w:rPr>
-            </w:pPr>
-            <w:r>
-              <w:rPr>
-                <w:rFonts w:ascii="Arial" w:hAnsi="Arial" w:cs="Arial"/>
-                <w:sz w:val="22"/>
-                <w:szCs w:val="22"/>
-              </w:rPr>
-              <w:t>Wersja testowa</w:t>
-            </w:r>
-          </w:p>
-        </w:tc>
-        <w:tc>
-          <w:tcPr>
-            <w:tcW w:w="3500" w:type="dxa"/>
-            <w:tcBorders>
-              <w:top w:val="single" w:sz="4" w:space="0" w:color="000000"/>
-              <w:left w:val="single" w:sz="4" w:space="0" w:color="000000"/>
-              <w:bottom w:val="single" w:sz="4" w:space="0" w:color="000000"/>
-              <w:right w:val="single" w:sz="4" w:space="0" w:color="000000"/>
-            </w:tcBorders>
-            <w:shd w:val="clear" w:color="auto" w:fill="FFFFFF"/>
-            <w:tcMar>
-              <w:top w:w="60" w:type="dxa"/>
-              <w:left w:w="100" w:type="dxa"/>
-              <w:bottom w:w="60" w:type="dxa"/>
-              <w:right w:w="100" w:type="dxa"/>
-            </w:tcMar>
-          </w:tcPr>
-          <w:p>
-            <w:pPr>
-              <w:rPr>
-                <w:rFonts w:ascii="Arial" w:hAnsi="Arial" w:cs="Arial"/>
-                <w:lang w:val="en-US"/>
-              </w:rPr>
-            </w:pPr>
-            <w:r>
-              <w:rPr>
-                <w:rFonts w:ascii="Arial" w:hAnsi="Arial" w:cs="Arial"/>
-                <w:sz w:val="22"/>
-                <w:szCs w:val="22"/>
-                <w:lang w:val="en-US"/>
-              </w:rPr>
-              <w:t>test/</w:t>
-            </w:r>
-            <w:proofErr w:type="spellStart"/>
-            <w:r>
-              <w:rPr>
-                <w:rFonts w:ascii="Arial" w:hAnsi="Arial" w:cs="Arial"/>
-                <w:sz w:val="22"/>
-                <w:szCs w:val="22"/>
-                <w:lang w:val="en-US"/>
-              </w:rPr>
-              <w:t>cykl</w:t>
-            </w:r>
-            <w:proofErr w:type="spellEnd"/>
-            <w:r>
-              <w:rPr>
-                <w:rFonts w:ascii="Arial" w:hAnsi="Arial" w:cs="Arial"/>
-                <w:sz w:val="22"/>
-                <w:szCs w:val="22"/>
-                <w:lang w:val="en-US"/>
-              </w:rPr>
-              <w:t>[N]_v[X.Y]</w:t>
-            </w:r>
-          </w:p>
-        </w:tc>
-        <w:tc>
-          <w:tcPr>
-            <w:tcW w:w="3526" w:type="dxa"/>
-            <w:tcBorders>
-              <w:top w:val="single" w:sz="4" w:space="0" w:color="000000"/>
-              <w:left w:val="single" w:sz="4" w:space="0" w:color="000000"/>
-              <w:bottom w:val="single" w:sz="4" w:space="0" w:color="000000"/>
-              <w:right w:val="single" w:sz="4" w:space="0" w:color="000000"/>
-            </w:tcBorders>
-            <w:shd w:val="clear" w:color="auto" w:fill="FFFFFF"/>
-            <w:tcMar>
-              <w:top w:w="60" w:type="dxa"/>
-              <w:left w:w="100" w:type="dxa"/>
-              <w:bottom w:w="60" w:type="dxa"/>
-              <w:right w:w="100" w:type="dxa"/>
-            </w:tcMar>
-          </w:tcPr>
-          <w:p>
-            <w:pPr>
-              <w:rPr>
-                <w:rFonts w:ascii="Arial" w:hAnsi="Arial" w:cs="Arial"/>
-              </w:rPr>
-            </w:pPr>
-            <w:r>
-              <w:rPr>
-                <w:rFonts w:ascii="Arial" w:hAnsi="Arial" w:cs="Arial"/>
-                <w:sz w:val="22"/>
-                <w:szCs w:val="22"/>
-              </w:rPr>
-              <w:t>test/cykl1_v1.0</w:t>
-            </w:r>
-          </w:p>
-        </w:tc>
-      </w:tr>
-    </w:tbl>
-    <w:p>
-      <w:pPr>
-        <w:spacing w:after="60"/>
-        <w:rPr>
-          <w:rFonts w:ascii="Arial" w:hAnsi="Arial" w:cs="Arial"/>
-        </w:rPr>
-      </w:pPr>
-    </w:p>
-    <w:p>
-      <w:pPr>
-        <w:spacing w:after="120"/>
-        <w:rPr>
-          <w:rFonts w:ascii="Arial" w:hAnsi="Arial" w:cs="Arial"/>
-        </w:rPr>
-      </w:pPr>
-      <w:r>
-        <w:rPr>
-          <w:rFonts w:ascii="Arial" w:hAnsi="Arial" w:cs="Arial"/>
-          <w:b/>
-          <w:bCs/>
-        </w:rPr>
-        <w:t xml:space="preserve">Strategia gałęzi (Git </w:t>
-      </w:r>
-      <w:proofErr w:type="spellStart"/>
-      <w:r>
-        <w:rPr>
-          <w:rFonts w:ascii="Arial" w:hAnsi="Arial" w:cs="Arial"/>
-          <w:b/>
-          <w:bCs/>
-        </w:rPr>
-        <w:t>Flow</w:t>
-      </w:r>
-      <w:proofErr w:type="spellEnd"/>
-      <w:r>
-        <w:rPr>
-          <w:rFonts w:ascii="Arial" w:hAnsi="Arial" w:cs="Arial"/>
-          <w:b/>
-          <w:bCs/>
-        </w:rPr>
-        <w:t>):</w:t>
-      </w:r>
-    </w:p>
-    <w:tbl>
-      <w:tblPr>
-        <w:tblW w:w="9026" w:type="dxa"/>
-        <w:tblBorders>
-          <w:top w:val="single" w:sz="4" w:space="0" w:color="auto"/>
-          <w:left w:val="single" w:sz="4" w:space="0" w:color="auto"/>
-          <w:bottom w:val="single" w:sz="4" w:space="0" w:color="auto"/>
-          <w:right w:val="single" w:sz="4" w:space="0" w:color="auto"/>
-          <w:insideH w:val="single" w:sz="4" w:space="0" w:color="auto"/>
-          <w:insideV w:val="single" w:sz="4" w:space="0" w:color="auto"/>
-        </w:tblBorders>
-        <w:tblCellMar>
-          <w:left w:w="10" w:type="dxa"/>
-          <w:right w:w="10" w:type="dxa"/>
-        </w:tblCellMar>
-        <w:tblLook w:val="04A0" w:firstRow="1" w:lastRow="0" w:firstColumn="1" w:lastColumn="0" w:noHBand="0" w:noVBand="1"/>
-      </w:tblPr>
-      <w:tblGrid>
-        <w:gridCol w:w="2200"/>
-        <w:gridCol w:w="6826"/>
-      </w:tblGrid>
-      <w:tr>
-        <w:tblPrEx>
-          <w:tblCellMar>
-            <w:top w:w="0" w:type="dxa"/>
-            <w:bottom w:w="0" w:type="dxa"/>
-          </w:tblCellMar>
-        </w:tblPrEx>
-        <w:trPr>
-          <w:tblHeader/>
-        </w:trPr>
-        <w:tc>
-          <w:tcPr>
-            <w:tcW w:w="2200" w:type="dxa"/>
-            <w:tcBorders>
-              <w:top w:val="single" w:sz="4" w:space="0" w:color="000000"/>
-              <w:left w:val="single" w:sz="4" w:space="0" w:color="000000"/>
-              <w:bottom w:val="single" w:sz="4" w:space="0" w:color="000000"/>
-              <w:right w:val="single" w:sz="4" w:space="0" w:color="000000"/>
-            </w:tcBorders>
-            <w:shd w:val="clear" w:color="auto" w:fill="D9D9D9"/>
-            <w:tcMar>
-              <w:top w:w="60" w:type="dxa"/>
-              <w:left w:w="100" w:type="dxa"/>
-              <w:bottom w:w="60" w:type="dxa"/>
-              <w:right w:w="100" w:type="dxa"/>
-            </w:tcMar>
-            <w:vAlign w:val="center"/>
-          </w:tcPr>
-          <w:p>
-            <w:pPr>
-              <w:rPr>
-                <w:rFonts w:ascii="Arial" w:hAnsi="Arial" w:cs="Arial"/>
-              </w:rPr>
-            </w:pPr>
-            <w:r>
-              <w:rPr>
-                <w:rFonts w:ascii="Arial" w:hAnsi="Arial" w:cs="Arial"/>
-                <w:b/>
-                <w:bCs/>
-                <w:sz w:val="22"/>
-                <w:szCs w:val="22"/>
-              </w:rPr>
-              <w:t>Gałąź</w:t>
-            </w:r>
-          </w:p>
-        </w:tc>
-        <w:tc>
-          <w:tcPr>
-            <w:tcW w:w="6826" w:type="dxa"/>
-            <w:tcBorders>
-              <w:top w:val="single" w:sz="4" w:space="0" w:color="000000"/>
-              <w:left w:val="single" w:sz="4" w:space="0" w:color="000000"/>
-              <w:bottom w:val="single" w:sz="4" w:space="0" w:color="000000"/>
-              <w:right w:val="single" w:sz="4" w:space="0" w:color="000000"/>
-            </w:tcBorders>
-            <w:shd w:val="clear" w:color="auto" w:fill="D9D9D9"/>
-            <w:tcMar>
-              <w:top w:w="60" w:type="dxa"/>
-              <w:left w:w="100" w:type="dxa"/>
-              <w:bottom w:w="60" w:type="dxa"/>
-              <w:right w:w="100" w:type="dxa"/>
-            </w:tcMar>
-            <w:vAlign w:val="center"/>
-          </w:tcPr>
-          <w:p>
-            <w:pPr>
-              <w:rPr>
-                <w:rFonts w:ascii="Arial" w:hAnsi="Arial" w:cs="Arial"/>
-              </w:rPr>
-            </w:pPr>
-            <w:r>
-              <w:rPr>
-                <w:rFonts w:ascii="Arial" w:hAnsi="Arial" w:cs="Arial"/>
-                <w:b/>
-                <w:bCs/>
-                <w:sz w:val="22"/>
-                <w:szCs w:val="22"/>
-              </w:rPr>
-              <w:t>Cel</w:t>
-            </w:r>
-          </w:p>
-        </w:tc>
-      </w:tr>
-      <w:tr>
-        <w:tblPrEx>
-          <w:tblCellMar>
-            <w:top w:w="0" w:type="dxa"/>
-            <w:bottom w:w="0" w:type="dxa"/>
-          </w:tblCellMar>
-        </w:tblPrEx>
-        <w:tc>
-          <w:tcPr>
-            <w:tcW w:w="2200" w:type="dxa"/>
-            <w:tcBorders>
-              <w:top w:val="single" w:sz="4" w:space="0" w:color="000000"/>
-              <w:left w:val="single" w:sz="4" w:space="0" w:color="000000"/>
-              <w:bottom w:val="single" w:sz="4" w:space="0" w:color="000000"/>
-              <w:right w:val="single" w:sz="4" w:space="0" w:color="000000"/>
-            </w:tcBorders>
-            <w:shd w:val="clear" w:color="auto" w:fill="FFFFFF"/>
-            <w:tcMar>
-              <w:top w:w="60" w:type="dxa"/>
-              <w:left w:w="100" w:type="dxa"/>
-              <w:bottom w:w="60" w:type="dxa"/>
-              <w:right w:w="100" w:type="dxa"/>
-            </w:tcMar>
-          </w:tcPr>
-          <w:p>
-            <w:pPr>
-              <w:rPr>
-                <w:rFonts w:ascii="Arial" w:hAnsi="Arial" w:cs="Arial"/>
-              </w:rPr>
-            </w:pPr>
-            <w:proofErr w:type="spellStart"/>
-            <w:r>
-              <w:rPr>
-                <w:rFonts w:ascii="Arial" w:hAnsi="Arial" w:cs="Arial"/>
-                <w:sz w:val="22"/>
-                <w:szCs w:val="22"/>
-              </w:rPr>
-              <w:t>main</w:t>
-            </w:r>
-            <w:proofErr w:type="spellEnd"/>
-          </w:p>
-        </w:tc>
-        <w:tc>
-          <w:tcPr>
-            <w:tcW w:w="6826" w:type="dxa"/>
-            <w:tcBorders>
-              <w:top w:val="single" w:sz="4" w:space="0" w:color="000000"/>
-              <w:left w:val="single" w:sz="4" w:space="0" w:color="000000"/>
-              <w:bottom w:val="single" w:sz="4" w:space="0" w:color="000000"/>
-              <w:right w:val="single" w:sz="4" w:space="0" w:color="000000"/>
-            </w:tcBorders>
-            <w:shd w:val="clear" w:color="auto" w:fill="FFFFFF"/>
-            <w:tcMar>
-              <w:top w:w="60" w:type="dxa"/>
-              <w:left w:w="100" w:type="dxa"/>
-              <w:bottom w:w="60" w:type="dxa"/>
-              <w:right w:w="100" w:type="dxa"/>
-            </w:tcMar>
-          </w:tcPr>
-          <w:p>
-            <w:pPr>
-              <w:rPr>
-                <w:rFonts w:ascii="Arial" w:hAnsi="Arial" w:cs="Arial"/>
-              </w:rPr>
-            </w:pPr>
-            <w:r>
-              <w:rPr>
-                <w:rFonts w:ascii="Arial" w:hAnsi="Arial" w:cs="Arial"/>
-                <w:sz w:val="22"/>
-                <w:szCs w:val="22"/>
-              </w:rPr>
-              <w:t>Kod produkcyjny – tylko zatwierdzone wersje</w:t>
-            </w:r>
-          </w:p>
-        </w:tc>
-      </w:tr>
-      <w:tr>
-        <w:tblPrEx>
-          <w:tblCellMar>
-            <w:top w:w="0" w:type="dxa"/>
-            <w:bottom w:w="0" w:type="dxa"/>
-          </w:tblCellMar>
-        </w:tblPrEx>
-        <w:tc>
-          <w:tcPr>
-            <w:tcW w:w="2200" w:type="dxa"/>
-            <w:tcBorders>
-              <w:top w:val="single" w:sz="4" w:space="0" w:color="000000"/>
-              <w:left w:val="single" w:sz="4" w:space="0" w:color="000000"/>
-              <w:bottom w:val="single" w:sz="4" w:space="0" w:color="000000"/>
-              <w:right w:val="single" w:sz="4" w:space="0" w:color="000000"/>
-            </w:tcBorders>
-            <w:shd w:val="clear" w:color="auto" w:fill="FFFFFF"/>
-            <w:tcMar>
-              <w:top w:w="60" w:type="dxa"/>
-              <w:left w:w="100" w:type="dxa"/>
-              <w:bottom w:w="60" w:type="dxa"/>
-              <w:right w:w="100" w:type="dxa"/>
-            </w:tcMar>
-          </w:tcPr>
-          <w:p>
-            <w:pPr>
-              <w:rPr>
-                <w:rFonts w:ascii="Arial" w:hAnsi="Arial" w:cs="Arial"/>
-              </w:rPr>
-            </w:pPr>
-            <w:proofErr w:type="spellStart"/>
-            <w:r>
-              <w:rPr>
-                <w:rFonts w:ascii="Arial" w:hAnsi="Arial" w:cs="Arial"/>
-                <w:sz w:val="22"/>
-                <w:szCs w:val="22"/>
-              </w:rPr>
-              <w:t>develop</w:t>
-            </w:r>
-            <w:proofErr w:type="spellEnd"/>
-          </w:p>
-        </w:tc>
-        <w:tc>
-          <w:tcPr>
-            <w:tcW w:w="6826" w:type="dxa"/>
-            <w:tcBorders>
-              <w:top w:val="single" w:sz="4" w:space="0" w:color="000000"/>
-              <w:left w:val="single" w:sz="4" w:space="0" w:color="000000"/>
-              <w:bottom w:val="single" w:sz="4" w:space="0" w:color="000000"/>
-              <w:right w:val="single" w:sz="4" w:space="0" w:color="000000"/>
-            </w:tcBorders>
-            <w:shd w:val="clear" w:color="auto" w:fill="FFFFFF"/>
-            <w:tcMar>
-              <w:top w:w="60" w:type="dxa"/>
-              <w:left w:w="100" w:type="dxa"/>
-              <w:bottom w:w="60" w:type="dxa"/>
-              <w:right w:w="100" w:type="dxa"/>
-            </w:tcMar>
-          </w:tcPr>
-          <w:p>
-            <w:pPr>
-              <w:rPr>
-                <w:rFonts w:ascii="Arial" w:hAnsi="Arial" w:cs="Arial"/>
-              </w:rPr>
-            </w:pPr>
-            <w:r>
-              <w:rPr>
-                <w:rFonts w:ascii="Arial" w:hAnsi="Arial" w:cs="Arial"/>
-                <w:sz w:val="22"/>
-                <w:szCs w:val="22"/>
-              </w:rPr>
-              <w:t xml:space="preserve">Gałąź integracyjna – scalanie </w:t>
-            </w:r>
-            <w:proofErr w:type="spellStart"/>
-            <w:r>
-              <w:rPr>
-                <w:rFonts w:ascii="Arial" w:hAnsi="Arial" w:cs="Arial"/>
-                <w:sz w:val="22"/>
-                <w:szCs w:val="22"/>
-              </w:rPr>
-              <w:t>feature'ów</w:t>
-            </w:r>
-            <w:proofErr w:type="spellEnd"/>
-          </w:p>
-        </w:tc>
-      </w:tr>
-      <w:tr>
-        <w:tblPrEx>
-          <w:tblCellMar>
-            <w:top w:w="0" w:type="dxa"/>
-            <w:bottom w:w="0" w:type="dxa"/>
-          </w:tblCellMar>
-        </w:tblPrEx>
-        <w:tc>
-          <w:tcPr>
-            <w:tcW w:w="2200" w:type="dxa"/>
-            <w:tcBorders>
-              <w:top w:val="single" w:sz="4" w:space="0" w:color="000000"/>
-              <w:left w:val="single" w:sz="4" w:space="0" w:color="000000"/>
-              <w:bottom w:val="single" w:sz="4" w:space="0" w:color="000000"/>
-              <w:right w:val="single" w:sz="4" w:space="0" w:color="000000"/>
-            </w:tcBorders>
-            <w:shd w:val="clear" w:color="auto" w:fill="FFFFFF"/>
-            <w:tcMar>
-              <w:top w:w="60" w:type="dxa"/>
-              <w:left w:w="100" w:type="dxa"/>
-              <w:bottom w:w="60" w:type="dxa"/>
-              <w:right w:w="100" w:type="dxa"/>
-            </w:tcMar>
-          </w:tcPr>
-          <w:p>
-            <w:pPr>
-              <w:rPr>
-                <w:rFonts w:ascii="Arial" w:hAnsi="Arial" w:cs="Arial"/>
-              </w:rPr>
-            </w:pPr>
-            <w:proofErr w:type="spellStart"/>
-            <w:r>
-              <w:rPr>
-                <w:rFonts w:ascii="Arial" w:hAnsi="Arial" w:cs="Arial"/>
-                <w:sz w:val="22"/>
-                <w:szCs w:val="22"/>
-              </w:rPr>
-              <w:t>feature</w:t>
-            </w:r>
-            <w:proofErr w:type="spellEnd"/>
-            <w:r>
-              <w:rPr>
-                <w:rFonts w:ascii="Arial" w:hAnsi="Arial" w:cs="Arial"/>
-                <w:sz w:val="22"/>
-                <w:szCs w:val="22"/>
-              </w:rPr>
-              <w:t>/[nazwa]</w:t>
-            </w:r>
-          </w:p>
-        </w:tc>
-        <w:tc>
-          <w:tcPr>
-            <w:tcW w:w="6826" w:type="dxa"/>
-            <w:tcBorders>
-              <w:top w:val="single" w:sz="4" w:space="0" w:color="000000"/>
-              <w:left w:val="single" w:sz="4" w:space="0" w:color="000000"/>
-              <w:bottom w:val="single" w:sz="4" w:space="0" w:color="000000"/>
-              <w:right w:val="single" w:sz="4" w:space="0" w:color="000000"/>
-            </w:tcBorders>
-            <w:shd w:val="clear" w:color="auto" w:fill="FFFFFF"/>
-            <w:tcMar>
-              <w:top w:w="60" w:type="dxa"/>
-              <w:left w:w="100" w:type="dxa"/>
-              <w:bottom w:w="60" w:type="dxa"/>
-              <w:right w:w="100" w:type="dxa"/>
-            </w:tcMar>
-          </w:tcPr>
-          <w:p>
-            <w:pPr>
-              <w:rPr>
-                <w:rFonts w:ascii="Arial" w:hAnsi="Arial" w:cs="Arial"/>
-              </w:rPr>
-            </w:pPr>
-            <w:r>
-              <w:rPr>
-                <w:rFonts w:ascii="Arial" w:hAnsi="Arial" w:cs="Arial"/>
-                <w:sz w:val="22"/>
-                <w:szCs w:val="22"/>
-              </w:rPr>
-              <w:t xml:space="preserve">Nowe funkcjonalności (np. </w:t>
-            </w:r>
-            <w:proofErr w:type="spellStart"/>
-            <w:r>
-              <w:rPr>
-                <w:rFonts w:ascii="Arial" w:hAnsi="Arial" w:cs="Arial"/>
-                <w:sz w:val="22"/>
-                <w:szCs w:val="22"/>
-              </w:rPr>
-              <w:t>feature</w:t>
-            </w:r>
-            <w:proofErr w:type="spellEnd"/>
-            <w:r>
-              <w:rPr>
-                <w:rFonts w:ascii="Arial" w:hAnsi="Arial" w:cs="Arial"/>
-                <w:sz w:val="22"/>
-                <w:szCs w:val="22"/>
-              </w:rPr>
-              <w:t>/</w:t>
-            </w:r>
-            <w:proofErr w:type="spellStart"/>
-            <w:r>
-              <w:rPr>
-                <w:rFonts w:ascii="Arial" w:hAnsi="Arial" w:cs="Arial"/>
-                <w:sz w:val="22"/>
-                <w:szCs w:val="22"/>
-              </w:rPr>
-              <w:t>modul</w:t>
-            </w:r>
-            <w:proofErr w:type="spellEnd"/>
-            <w:r>
-              <w:rPr>
-                <w:rFonts w:ascii="Arial" w:hAnsi="Arial" w:cs="Arial"/>
-                <w:sz w:val="22"/>
-                <w:szCs w:val="22"/>
-              </w:rPr>
-              <w:t>-logowania)</w:t>
-            </w:r>
-          </w:p>
-        </w:tc>
-      </w:tr>
-      <w:tr>
-        <w:tblPrEx>
-          <w:tblCellMar>
-            <w:top w:w="0" w:type="dxa"/>
-            <w:bottom w:w="0" w:type="dxa"/>
-          </w:tblCellMar>
-        </w:tblPrEx>
-        <w:tc>
-          <w:tcPr>
-            <w:tcW w:w="2200" w:type="dxa"/>
-            <w:tcBorders>
-              <w:top w:val="single" w:sz="4" w:space="0" w:color="000000"/>
-              <w:left w:val="single" w:sz="4" w:space="0" w:color="000000"/>
-              <w:bottom w:val="single" w:sz="4" w:space="0" w:color="000000"/>
-              <w:right w:val="single" w:sz="4" w:space="0" w:color="000000"/>
-            </w:tcBorders>
-            <w:shd w:val="clear" w:color="auto" w:fill="FFFFFF"/>
-            <w:tcMar>
-              <w:top w:w="60" w:type="dxa"/>
-              <w:left w:w="100" w:type="dxa"/>
-              <w:bottom w:w="60" w:type="dxa"/>
-              <w:right w:w="100" w:type="dxa"/>
-            </w:tcMar>
-          </w:tcPr>
-          <w:p>
-            <w:pPr>
-              <w:rPr>
-                <w:rFonts w:ascii="Arial" w:hAnsi="Arial" w:cs="Arial"/>
-              </w:rPr>
-            </w:pPr>
-            <w:proofErr w:type="spellStart"/>
-            <w:r>
-              <w:rPr>
-                <w:rFonts w:ascii="Arial" w:hAnsi="Arial" w:cs="Arial"/>
-                <w:sz w:val="22"/>
-                <w:szCs w:val="22"/>
-              </w:rPr>
-              <w:lastRenderedPageBreak/>
-              <w:t>fix</w:t>
-            </w:r>
-            <w:proofErr w:type="spellEnd"/>
-            <w:r>
-              <w:rPr>
-                <w:rFonts w:ascii="Arial" w:hAnsi="Arial" w:cs="Arial"/>
-                <w:sz w:val="22"/>
-                <w:szCs w:val="22"/>
-              </w:rPr>
-              <w:t>/[nazwa]</w:t>
-            </w:r>
-          </w:p>
-        </w:tc>
-        <w:tc>
-          <w:tcPr>
-            <w:tcW w:w="6826" w:type="dxa"/>
-            <w:tcBorders>
-              <w:top w:val="single" w:sz="4" w:space="0" w:color="000000"/>
-              <w:left w:val="single" w:sz="4" w:space="0" w:color="000000"/>
-              <w:bottom w:val="single" w:sz="4" w:space="0" w:color="000000"/>
-              <w:right w:val="single" w:sz="4" w:space="0" w:color="000000"/>
-            </w:tcBorders>
-            <w:shd w:val="clear" w:color="auto" w:fill="FFFFFF"/>
-            <w:tcMar>
-              <w:top w:w="60" w:type="dxa"/>
-              <w:left w:w="100" w:type="dxa"/>
-              <w:bottom w:w="60" w:type="dxa"/>
-              <w:right w:w="100" w:type="dxa"/>
-            </w:tcMar>
-          </w:tcPr>
-          <w:p>
-            <w:pPr>
-              <w:rPr>
-                <w:rFonts w:ascii="Arial" w:hAnsi="Arial" w:cs="Arial"/>
-              </w:rPr>
-            </w:pPr>
-            <w:r>
-              <w:rPr>
-                <w:rFonts w:ascii="Arial" w:hAnsi="Arial" w:cs="Arial"/>
-                <w:sz w:val="22"/>
-                <w:szCs w:val="22"/>
-              </w:rPr>
-              <w:t xml:space="preserve">Poprawki błędów (np. </w:t>
-            </w:r>
-            <w:proofErr w:type="spellStart"/>
-            <w:r>
-              <w:rPr>
-                <w:rFonts w:ascii="Arial" w:hAnsi="Arial" w:cs="Arial"/>
-                <w:sz w:val="22"/>
-                <w:szCs w:val="22"/>
-              </w:rPr>
-              <w:t>fix</w:t>
-            </w:r>
-            <w:proofErr w:type="spellEnd"/>
-            <w:r>
-              <w:rPr>
-                <w:rFonts w:ascii="Arial" w:hAnsi="Arial" w:cs="Arial"/>
-                <w:sz w:val="22"/>
-                <w:szCs w:val="22"/>
-              </w:rPr>
-              <w:t>/walidacja-formularza)</w:t>
-            </w:r>
-          </w:p>
-        </w:tc>
-      </w:tr>
-    </w:tbl>
-    <w:p>
-      <w:pPr>
-        <w:spacing w:after="60"/>
-        <w:rPr>
-          <w:rFonts w:ascii="Arial" w:hAnsi="Arial" w:cs="Arial"/>
-        </w:rPr>
-      </w:pPr>
-    </w:p>
-    <w:p>
-      <w:pPr>
-        <w:spacing w:after="120"/>
-        <w:rPr>
-          <w:rFonts w:ascii="Arial" w:hAnsi="Arial" w:cs="Arial"/>
-        </w:rPr>
-      </w:pPr>
-      <w:r>
-        <w:rPr>
-          <w:rFonts w:ascii="Arial" w:hAnsi="Arial" w:cs="Arial"/>
-          <w:b/>
-          <w:bCs/>
-        </w:rPr>
-        <w:t xml:space="preserve">Konwencja </w:t>
-      </w:r>
-      <w:proofErr w:type="spellStart"/>
-      <w:r>
-        <w:rPr>
-          <w:rFonts w:ascii="Arial" w:hAnsi="Arial" w:cs="Arial"/>
-          <w:b/>
-          <w:bCs/>
-        </w:rPr>
-        <w:t>commitów</w:t>
-      </w:r>
-      <w:proofErr w:type="spellEnd"/>
-      <w:r>
-        <w:rPr>
-          <w:rFonts w:ascii="Arial" w:hAnsi="Arial" w:cs="Arial"/>
-          <w:b/>
-          <w:bCs/>
-        </w:rPr>
-        <w:t>:</w:t>
-      </w:r>
-      <w:r>
-        <w:rPr>
-          <w:rFonts w:ascii="Arial" w:hAnsi="Arial" w:cs="Arial"/>
-        </w:rPr>
-        <w:t xml:space="preserve"> [typ]: opis,  np. </w:t>
-      </w:r>
-      <w:proofErr w:type="spellStart"/>
-      <w:r>
-        <w:rPr>
-          <w:rFonts w:ascii="Arial" w:hAnsi="Arial" w:cs="Arial"/>
-          <w:b/>
-          <w:bCs/>
-        </w:rPr>
-        <w:t>feat</w:t>
-      </w:r>
-      <w:proofErr w:type="spellEnd"/>
-      <w:r>
-        <w:rPr>
-          <w:rFonts w:ascii="Arial" w:hAnsi="Arial" w:cs="Arial"/>
-          <w:b/>
-          <w:bCs/>
-        </w:rPr>
-        <w:t>:</w:t>
-      </w:r>
-      <w:r>
-        <w:rPr>
-          <w:rFonts w:ascii="Arial" w:hAnsi="Arial" w:cs="Arial"/>
-        </w:rPr>
-        <w:t xml:space="preserve"> dodano moduł logowania,  </w:t>
-      </w:r>
-      <w:proofErr w:type="spellStart"/>
-      <w:r>
-        <w:rPr>
-          <w:rFonts w:ascii="Arial" w:hAnsi="Arial" w:cs="Arial"/>
-          <w:b/>
-          <w:bCs/>
-        </w:rPr>
-        <w:t>fix</w:t>
-      </w:r>
-      <w:proofErr w:type="spellEnd"/>
-      <w:r>
-        <w:rPr>
-          <w:rFonts w:ascii="Arial" w:hAnsi="Arial" w:cs="Arial"/>
-          <w:b/>
-          <w:bCs/>
-        </w:rPr>
-        <w:t>:</w:t>
-      </w:r>
-      <w:r>
-        <w:rPr>
-          <w:rFonts w:ascii="Arial" w:hAnsi="Arial" w:cs="Arial"/>
-        </w:rPr>
-        <w:t xml:space="preserve"> poprawka walidacji.</w:t>
-      </w:r>
     </w:p>
     <w:p>
       <w:pPr>
@@ -12256,12 +10604,6 @@
         <w:gridCol w:w="6226"/>
       </w:tblGrid>
       <w:tr>
-        <w:tblPrEx>
-          <w:tblCellMar>
-            <w:top w:w="0" w:type="dxa"/>
-            <w:bottom w:w="0" w:type="dxa"/>
-          </w:tblCellMar>
-        </w:tblPrEx>
         <w:trPr>
           <w:tblHeader/>
         </w:trPr>
@@ -12339,12 +10681,6 @@
         </w:tc>
       </w:tr>
       <w:tr>
-        <w:tblPrEx>
-          <w:tblCellMar>
-            <w:top w:w="0" w:type="dxa"/>
-            <w:bottom w:w="0" w:type="dxa"/>
-          </w:tblCellMar>
-        </w:tblPrEx>
         <w:tc>
           <w:tcPr>
             <w:tcW w:w="2800" w:type="dxa"/>
@@ -12413,12 +10749,6 @@
         </w:tc>
       </w:tr>
       <w:tr>
-        <w:tblPrEx>
-          <w:tblCellMar>
-            <w:top w:w="0" w:type="dxa"/>
-            <w:bottom w:w="0" w:type="dxa"/>
-          </w:tblCellMar>
-        </w:tblPrEx>
         <w:tc>
           <w:tcPr>
             <w:tcW w:w="2800" w:type="dxa"/>
@@ -12487,12 +10817,6 @@
         </w:tc>
       </w:tr>
       <w:tr>
-        <w:tblPrEx>
-          <w:tblCellMar>
-            <w:top w:w="0" w:type="dxa"/>
-            <w:bottom w:w="0" w:type="dxa"/>
-          </w:tblCellMar>
-        </w:tblPrEx>
         <w:tc>
           <w:tcPr>
             <w:tcW w:w="2800" w:type="dxa"/>
@@ -12522,6 +10846,7 @@
                 <w:sz w:val="22"/>
                 <w:szCs w:val="22"/>
               </w:rPr>
+              <w:lastRenderedPageBreak/>
               <w:t>Waga / wielkość szkody (A)</w:t>
             </w:r>
           </w:p>
@@ -12561,12 +10886,6 @@
         </w:tc>
       </w:tr>
       <w:tr>
-        <w:tblPrEx>
-          <w:tblCellMar>
-            <w:top w:w="0" w:type="dxa"/>
-            <w:bottom w:w="0" w:type="dxa"/>
-          </w:tblCellMar>
-        </w:tblPrEx>
         <w:tc>
           <w:tcPr>
             <w:tcW w:w="2800" w:type="dxa"/>
@@ -12697,12 +11016,6 @@
         <w:gridCol w:w="6226"/>
       </w:tblGrid>
       <w:tr>
-        <w:tblPrEx>
-          <w:tblCellMar>
-            <w:top w:w="0" w:type="dxa"/>
-            <w:bottom w:w="0" w:type="dxa"/>
-          </w:tblCellMar>
-        </w:tblPrEx>
         <w:trPr>
           <w:tblHeader/>
         </w:trPr>
@@ -12780,12 +11093,6 @@
         </w:tc>
       </w:tr>
       <w:tr>
-        <w:tblPrEx>
-          <w:tblCellMar>
-            <w:top w:w="0" w:type="dxa"/>
-            <w:bottom w:w="0" w:type="dxa"/>
-          </w:tblCellMar>
-        </w:tblPrEx>
         <w:tc>
           <w:tcPr>
             <w:tcW w:w="2800" w:type="dxa"/>
@@ -12854,12 +11161,6 @@
         </w:tc>
       </w:tr>
       <w:tr>
-        <w:tblPrEx>
-          <w:tblCellMar>
-            <w:top w:w="0" w:type="dxa"/>
-            <w:bottom w:w="0" w:type="dxa"/>
-          </w:tblCellMar>
-        </w:tblPrEx>
         <w:tc>
           <w:tcPr>
             <w:tcW w:w="2800" w:type="dxa"/>
@@ -12928,12 +11229,6 @@
         </w:tc>
       </w:tr>
       <w:tr>
-        <w:tblPrEx>
-          <w:tblCellMar>
-            <w:top w:w="0" w:type="dxa"/>
-            <w:bottom w:w="0" w:type="dxa"/>
-          </w:tblCellMar>
-        </w:tblPrEx>
         <w:tc>
           <w:tcPr>
             <w:tcW w:w="2800" w:type="dxa"/>
@@ -13002,12 +11297,6 @@
         </w:tc>
       </w:tr>
       <w:tr>
-        <w:tblPrEx>
-          <w:tblCellMar>
-            <w:top w:w="0" w:type="dxa"/>
-            <w:bottom w:w="0" w:type="dxa"/>
-          </w:tblCellMar>
-        </w:tblPrEx>
         <w:tc>
           <w:tcPr>
             <w:tcW w:w="2800" w:type="dxa"/>
@@ -13076,12 +11365,6 @@
         </w:tc>
       </w:tr>
       <w:tr>
-        <w:tblPrEx>
-          <w:tblCellMar>
-            <w:top w:w="0" w:type="dxa"/>
-            <w:bottom w:w="0" w:type="dxa"/>
-          </w:tblCellMar>
-        </w:tblPrEx>
         <w:tc>
           <w:tcPr>
             <w:tcW w:w="2800" w:type="dxa"/>
@@ -13292,12 +11575,6 @@
         <w:gridCol w:w="2326"/>
       </w:tblGrid>
       <w:tr>
-        <w:tblPrEx>
-          <w:tblCellMar>
-            <w:top w:w="0" w:type="dxa"/>
-            <w:bottom w:w="0" w:type="dxa"/>
-          </w:tblCellMar>
-        </w:tblPrEx>
         <w:trPr>
           <w:tblHeader/>
         </w:trPr>
@@ -13333,7 +11610,6 @@
                 <w:sz w:val="22"/>
                 <w:szCs w:val="22"/>
               </w:rPr>
-              <w:lastRenderedPageBreak/>
               <w:t>Rodzaj testów</w:t>
             </w:r>
           </w:p>
@@ -13448,12 +11724,6 @@
         </w:tc>
       </w:tr>
       <w:tr>
-        <w:tblPrEx>
-          <w:tblCellMar>
-            <w:top w:w="0" w:type="dxa"/>
-            <w:bottom w:w="0" w:type="dxa"/>
-          </w:tblCellMar>
-        </w:tblPrEx>
         <w:tc>
           <w:tcPr>
             <w:tcW w:w="2200" w:type="dxa"/>
@@ -13588,12 +11858,6 @@
         </w:tc>
       </w:tr>
       <w:tr>
-        <w:tblPrEx>
-          <w:tblCellMar>
-            <w:top w:w="0" w:type="dxa"/>
-            <w:bottom w:w="0" w:type="dxa"/>
-          </w:tblCellMar>
-        </w:tblPrEx>
         <w:tc>
           <w:tcPr>
             <w:tcW w:w="2200" w:type="dxa"/>
@@ -13728,12 +11992,6 @@
         </w:tc>
       </w:tr>
       <w:tr>
-        <w:tblPrEx>
-          <w:tblCellMar>
-            <w:top w:w="0" w:type="dxa"/>
-            <w:bottom w:w="0" w:type="dxa"/>
-          </w:tblCellMar>
-        </w:tblPrEx>
         <w:tc>
           <w:tcPr>
             <w:tcW w:w="2200" w:type="dxa"/>
@@ -13904,12 +12162,6 @@
         </w:tc>
       </w:tr>
       <w:tr>
-        <w:tblPrEx>
-          <w:tblCellMar>
-            <w:top w:w="0" w:type="dxa"/>
-            <w:bottom w:w="0" w:type="dxa"/>
-          </w:tblCellMar>
-        </w:tblPrEx>
         <w:tc>
           <w:tcPr>
             <w:tcW w:w="2200" w:type="dxa"/>
@@ -14091,12 +12343,6 @@
         <w:gridCol w:w="2526"/>
       </w:tblGrid>
       <w:tr>
-        <w:tblPrEx>
-          <w:tblCellMar>
-            <w:top w:w="0" w:type="dxa"/>
-            <w:bottom w:w="0" w:type="dxa"/>
-          </w:tblCellMar>
-        </w:tblPrEx>
         <w:trPr>
           <w:tblHeader/>
         </w:trPr>
@@ -14210,12 +12456,6 @@
         </w:tc>
       </w:tr>
       <w:tr>
-        <w:tblPrEx>
-          <w:tblCellMar>
-            <w:top w:w="0" w:type="dxa"/>
-            <w:bottom w:w="0" w:type="dxa"/>
-          </w:tblCellMar>
-        </w:tblPrEx>
         <w:tc>
           <w:tcPr>
             <w:tcW w:w="1200" w:type="dxa"/>
@@ -14317,12 +12557,6 @@
         </w:tc>
       </w:tr>
       <w:tr>
-        <w:tblPrEx>
-          <w:tblCellMar>
-            <w:top w:w="0" w:type="dxa"/>
-            <w:bottom w:w="0" w:type="dxa"/>
-          </w:tblCellMar>
-        </w:tblPrEx>
         <w:tc>
           <w:tcPr>
             <w:tcW w:w="1200" w:type="dxa"/>
@@ -14543,12 +12777,6 @@
         <w:gridCol w:w="3026"/>
       </w:tblGrid>
       <w:tr>
-        <w:tblPrEx>
-          <w:tblCellMar>
-            <w:top w:w="0" w:type="dxa"/>
-            <w:bottom w:w="0" w:type="dxa"/>
-          </w:tblCellMar>
-        </w:tblPrEx>
         <w:trPr>
           <w:tblHeader/>
         </w:trPr>
@@ -14662,12 +12890,6 @@
         </w:tc>
       </w:tr>
       <w:tr>
-        <w:tblPrEx>
-          <w:tblCellMar>
-            <w:top w:w="0" w:type="dxa"/>
-            <w:bottom w:w="0" w:type="dxa"/>
-          </w:tblCellMar>
-        </w:tblPrEx>
         <w:tc>
           <w:tcPr>
             <w:tcW w:w="2000" w:type="dxa"/>
@@ -14769,12 +12991,6 @@
         </w:tc>
       </w:tr>
       <w:tr>
-        <w:tblPrEx>
-          <w:tblCellMar>
-            <w:top w:w="0" w:type="dxa"/>
-            <w:bottom w:w="0" w:type="dxa"/>
-          </w:tblCellMar>
-        </w:tblPrEx>
         <w:tc>
           <w:tcPr>
             <w:tcW w:w="2000" w:type="dxa"/>
@@ -14876,12 +13092,6 @@
         </w:tc>
       </w:tr>
       <w:tr>
-        <w:tblPrEx>
-          <w:tblCellMar>
-            <w:top w:w="0" w:type="dxa"/>
-            <w:bottom w:w="0" w:type="dxa"/>
-          </w:tblCellMar>
-        </w:tblPrEx>
         <w:tc>
           <w:tcPr>
             <w:tcW w:w="2000" w:type="dxa"/>
@@ -14983,12 +13193,6 @@
         </w:tc>
       </w:tr>
       <w:tr>
-        <w:tblPrEx>
-          <w:tblCellMar>
-            <w:top w:w="0" w:type="dxa"/>
-            <w:bottom w:w="0" w:type="dxa"/>
-          </w:tblCellMar>
-        </w:tblPrEx>
         <w:tc>
           <w:tcPr>
             <w:tcW w:w="2000" w:type="dxa"/>
@@ -15090,12 +13294,6 @@
         </w:tc>
       </w:tr>
       <w:tr>
-        <w:tblPrEx>
-          <w:tblCellMar>
-            <w:top w:w="0" w:type="dxa"/>
-            <w:bottom w:w="0" w:type="dxa"/>
-          </w:tblCellMar>
-        </w:tblPrEx>
         <w:tc>
           <w:tcPr>
             <w:tcW w:w="2000" w:type="dxa"/>
@@ -15197,12 +13395,6 @@
         </w:tc>
       </w:tr>
       <w:tr>
-        <w:tblPrEx>
-          <w:tblCellMar>
-            <w:top w:w="0" w:type="dxa"/>
-            <w:bottom w:w="0" w:type="dxa"/>
-          </w:tblCellMar>
-        </w:tblPrEx>
         <w:tc>
           <w:tcPr>
             <w:tcW w:w="2000" w:type="dxa"/>
@@ -15304,12 +13496,6 @@
         </w:tc>
       </w:tr>
       <w:tr>
-        <w:tblPrEx>
-          <w:tblCellMar>
-            <w:top w:w="0" w:type="dxa"/>
-            <w:bottom w:w="0" w:type="dxa"/>
-          </w:tblCellMar>
-        </w:tblPrEx>
         <w:tc>
           <w:tcPr>
             <w:tcW w:w="2000" w:type="dxa"/>
@@ -15459,12 +13645,6 @@
         <w:gridCol w:w="3426"/>
       </w:tblGrid>
       <w:tr>
-        <w:tblPrEx>
-          <w:tblCellMar>
-            <w:top w:w="0" w:type="dxa"/>
-            <w:bottom w:w="0" w:type="dxa"/>
-          </w:tblCellMar>
-        </w:tblPrEx>
         <w:trPr>
           <w:tblHeader/>
         </w:trPr>
@@ -15614,12 +13794,6 @@
         </w:tc>
       </w:tr>
       <w:tr>
-        <w:tblPrEx>
-          <w:tblCellMar>
-            <w:top w:w="0" w:type="dxa"/>
-            <w:bottom w:w="0" w:type="dxa"/>
-          </w:tblCellMar>
-        </w:tblPrEx>
         <w:tc>
           <w:tcPr>
             <w:tcW w:w="1800" w:type="dxa"/>
@@ -15754,12 +13928,6 @@
         </w:tc>
       </w:tr>
       <w:tr>
-        <w:tblPrEx>
-          <w:tblCellMar>
-            <w:top w:w="0" w:type="dxa"/>
-            <w:bottom w:w="0" w:type="dxa"/>
-          </w:tblCellMar>
-        </w:tblPrEx>
         <w:tc>
           <w:tcPr>
             <w:tcW w:w="1800" w:type="dxa"/>
@@ -15894,12 +14062,6 @@
         </w:tc>
       </w:tr>
       <w:tr>
-        <w:tblPrEx>
-          <w:tblCellMar>
-            <w:top w:w="0" w:type="dxa"/>
-            <w:bottom w:w="0" w:type="dxa"/>
-          </w:tblCellMar>
-        </w:tblPrEx>
         <w:tc>
           <w:tcPr>
             <w:tcW w:w="1800" w:type="dxa"/>
@@ -15929,7 +14091,6 @@
                 <w:sz w:val="22"/>
                 <w:szCs w:val="22"/>
               </w:rPr>
-              <w:lastRenderedPageBreak/>
               <w:t>Średni</w:t>
             </w:r>
           </w:p>
@@ -16035,12 +14196,6 @@
         </w:tc>
       </w:tr>
       <w:tr>
-        <w:tblPrEx>
-          <w:tblCellMar>
-            <w:top w:w="0" w:type="dxa"/>
-            <w:bottom w:w="0" w:type="dxa"/>
-          </w:tblCellMar>
-        </w:tblPrEx>
         <w:tc>
           <w:tcPr>
             <w:tcW w:w="1800" w:type="dxa"/>
